--- a/FuentesCurso/UD 03. Principales acciones con Docker/UD 03.01 - Principales acciones con Docker.docx
+++ b/FuentesCurso/UD 03. Principales acciones con Docker/UD 03.01 - Principales acciones con Docker.docx
@@ -22,6 +22,7 @@
         <w:rPr>
           <w:rFonts w:ascii="Proxima Nova" w:cs="Proxima Nova" w:eastAsia="Proxima Nova" w:hAnsi="Proxima Nova"/>
           <w:b w:val="0"/>
+          <w:bCs w:val="0"/>
           <w:color w:val="669966"/>
           <w:sz w:val="48"/>
           <w:szCs w:val="48"/>
@@ -73,12 +74,12 @@
           <wp:inline distB="114300" distT="114300" distL="114300" distR="114300">
             <wp:extent cx="447675" cy="57150"/>
             <wp:effectExtent b="0" l="0" r="0" t="0"/>
-            <wp:docPr descr="short line" id="12" name="image13.png"/>
+            <wp:docPr descr="short line" id="12" name="image2.png"/>
             <a:graphic>
               <a:graphicData uri="http://schemas.openxmlformats.org/drawingml/2006/picture">
                 <pic:pic>
                   <pic:nvPicPr>
-                    <pic:cNvPr descr="short line" id="0" name="image13.png"/>
+                    <pic:cNvPr descr="short line" id="0" name="image2.png"/>
                     <pic:cNvPicPr preferRelativeResize="0"/>
                   </pic:nvPicPr>
                   <pic:blipFill>
@@ -326,7 +327,7 @@
           <w:szCs w:val="32"/>
           <w:rtl w:val="0"/>
         </w:rPr>
-        <w:t xml:space="preserve">Actualizado Enero 2025</w:t>
+        <w:t xml:space="preserve">Actualizado Enero 2026</w:t>
       </w:r>
     </w:p>
     <w:p>
@@ -337,6 +338,7 @@
         <w:rPr>
           <w:rFonts w:ascii="Verdana" w:cs="Verdana" w:eastAsia="Verdana" w:hAnsi="Verdana"/>
           <w:b w:val="1"/>
+          <w:bCs w:val="1"/>
           <w:sz w:val="20"/>
           <w:szCs w:val="20"/>
         </w:rPr>
@@ -370,6 +372,7 @@
         <w:rPr>
           <w:rFonts w:ascii="Verdana" w:cs="Verdana" w:eastAsia="Verdana" w:hAnsi="Verdana"/>
           <w:b w:val="1"/>
+          <w:bCs w:val="1"/>
           <w:sz w:val="20"/>
           <w:szCs w:val="20"/>
           <w:rtl w:val="0"/>
@@ -398,12 +401,12 @@
             <wp:extent cx="922564" cy="322898"/>
             <wp:effectExtent b="0" l="0" r="0" t="0"/>
             <wp:wrapSquare wrapText="bothSides" distB="57150" distT="57150" distL="57150" distR="57150"/>
-            <wp:docPr id="8" name="image8.png"/>
+            <wp:docPr id="8" name="image4.png"/>
             <a:graphic>
               <a:graphicData uri="http://schemas.openxmlformats.org/drawingml/2006/picture">
                 <pic:pic>
                   <pic:nvPicPr>
-                    <pic:cNvPr id="0" name="image8.png"/>
+                    <pic:cNvPr id="0" name="image4.png"/>
                     <pic:cNvPicPr preferRelativeResize="0"/>
                   </pic:nvPicPr>
                   <pic:blipFill>
@@ -488,6 +491,7 @@
         <w:ind w:left="0" w:right="57" w:firstLine="0"/>
         <w:rPr>
           <w:b w:val="1"/>
+          <w:bCs w:val="1"/>
         </w:rPr>
       </w:pPr>
       <w:r>
@@ -501,6 +505,7 @@
       <w:r>
         <w:rPr>
           <w:b w:val="1"/>
+          <w:bCs w:val="1"/>
           <w:rtl w:val="0"/>
         </w:rPr>
         <w:t xml:space="preserve">Importante</w:t>
@@ -531,6 +536,7 @@
         <w:ind w:left="0" w:right="57" w:firstLine="0"/>
         <w:rPr>
           <w:b w:val="1"/>
+          <w:bCs w:val="1"/>
         </w:rPr>
       </w:pPr>
       <w:r>
@@ -554,6 +560,7 @@
       <w:r>
         <w:rPr>
           <w:b w:val="1"/>
+          <w:bCs w:val="1"/>
           <w:rtl w:val="0"/>
         </w:rPr>
         <w:t xml:space="preserve">Atención</w:t>
@@ -584,6 +591,7 @@
         <w:ind w:left="0" w:right="57" w:firstLine="0"/>
         <w:rPr>
           <w:b w:val="1"/>
+          <w:bCs w:val="1"/>
         </w:rPr>
       </w:pPr>
       <w:r>
@@ -603,6 +611,7 @@
       <w:r>
         <w:rPr>
           <w:b w:val="1"/>
+          <w:bCs w:val="1"/>
           <w:rtl w:val="0"/>
         </w:rPr>
         <w:t xml:space="preserve">Interesante</w:t>
@@ -633,6 +642,7 @@
     </w:p>
     <w:sdt>
       <w:sdtPr>
+        <w:id w:val="449407373"/>
         <w:docPartObj>
           <w:docPartGallery w:val="Table of Contents"/>
           <w:docPartUnique w:val="1"/>
@@ -649,7 +659,9 @@
             <w:rPr>
               <w:rFonts w:ascii="Arial" w:cs="Arial" w:eastAsia="Arial" w:hAnsi="Arial"/>
               <w:b w:val="1"/>
+              <w:bCs w:val="1"/>
               <w:i w:val="0"/>
+              <w:iCs w:val="0"/>
               <w:smallCaps w:val="0"/>
               <w:strike w:val="0"/>
               <w:color w:val="000000"/>
@@ -670,7 +682,9 @@
               <w:rPr>
                 <w:rFonts w:ascii="Verdana" w:cs="Verdana" w:eastAsia="Verdana" w:hAnsi="Verdana"/>
                 <w:b w:val="1"/>
+                <w:bCs w:val="1"/>
                 <w:i w:val="0"/>
+                <w:iCs w:val="0"/>
                 <w:smallCaps w:val="0"/>
                 <w:strike w:val="0"/>
                 <w:color w:val="000000"/>
@@ -702,7 +716,9 @@
             <w:rPr>
               <w:rFonts w:ascii="Arial" w:cs="Arial" w:eastAsia="Arial" w:hAnsi="Arial"/>
               <w:b w:val="1"/>
+              <w:bCs w:val="1"/>
               <w:i w:val="0"/>
+              <w:iCs w:val="0"/>
               <w:smallCaps w:val="0"/>
               <w:strike w:val="0"/>
               <w:color w:val="000000"/>
@@ -718,7 +734,9 @@
               <w:rPr>
                 <w:rFonts w:ascii="Verdana" w:cs="Verdana" w:eastAsia="Verdana" w:hAnsi="Verdana"/>
                 <w:b w:val="1"/>
+                <w:bCs w:val="1"/>
                 <w:i w:val="0"/>
+                <w:iCs w:val="0"/>
                 <w:smallCaps w:val="0"/>
                 <w:strike w:val="0"/>
                 <w:color w:val="000000"/>
@@ -750,7 +768,9 @@
             <w:rPr>
               <w:rFonts w:ascii="Arial" w:cs="Arial" w:eastAsia="Arial" w:hAnsi="Arial"/>
               <w:b w:val="1"/>
+              <w:bCs w:val="1"/>
               <w:i w:val="0"/>
+              <w:iCs w:val="0"/>
               <w:smallCaps w:val="0"/>
               <w:strike w:val="0"/>
               <w:color w:val="000000"/>
@@ -766,7 +786,9 @@
               <w:rPr>
                 <w:rFonts w:ascii="Verdana" w:cs="Verdana" w:eastAsia="Verdana" w:hAnsi="Verdana"/>
                 <w:b w:val="1"/>
+                <w:bCs w:val="1"/>
                 <w:i w:val="0"/>
+                <w:iCs w:val="0"/>
                 <w:smallCaps w:val="0"/>
                 <w:strike w:val="0"/>
                 <w:color w:val="000000"/>
@@ -799,7 +821,9 @@
             <w:rPr>
               <w:rFonts w:ascii="Arial" w:cs="Arial" w:eastAsia="Arial" w:hAnsi="Arial"/>
               <w:b w:val="0"/>
+              <w:bCs w:val="0"/>
               <w:i w:val="0"/>
+              <w:iCs w:val="0"/>
               <w:smallCaps w:val="0"/>
               <w:strike w:val="0"/>
               <w:color w:val="000000"/>
@@ -815,7 +839,9 @@
               <w:rPr>
                 <w:rFonts w:ascii="Verdana" w:cs="Verdana" w:eastAsia="Verdana" w:hAnsi="Verdana"/>
                 <w:b w:val="1"/>
+                <w:bCs w:val="1"/>
                 <w:i w:val="0"/>
+                <w:iCs w:val="0"/>
                 <w:smallCaps w:val="0"/>
                 <w:strike w:val="0"/>
                 <w:color w:val="000000"/>
@@ -848,7 +874,9 @@
             <w:rPr>
               <w:rFonts w:ascii="Arial" w:cs="Arial" w:eastAsia="Arial" w:hAnsi="Arial"/>
               <w:b w:val="0"/>
+              <w:bCs w:val="0"/>
               <w:i w:val="0"/>
+              <w:iCs w:val="0"/>
               <w:smallCaps w:val="0"/>
               <w:strike w:val="0"/>
               <w:color w:val="000000"/>
@@ -864,7 +892,9 @@
               <w:rPr>
                 <w:rFonts w:ascii="Verdana" w:cs="Verdana" w:eastAsia="Verdana" w:hAnsi="Verdana"/>
                 <w:b w:val="1"/>
+                <w:bCs w:val="1"/>
                 <w:i w:val="0"/>
+                <w:iCs w:val="0"/>
                 <w:smallCaps w:val="0"/>
                 <w:strike w:val="0"/>
                 <w:color w:val="000000"/>
@@ -896,7 +926,9 @@
             <w:rPr>
               <w:rFonts w:ascii="Arial" w:cs="Arial" w:eastAsia="Arial" w:hAnsi="Arial"/>
               <w:b w:val="1"/>
+              <w:bCs w:val="1"/>
               <w:i w:val="0"/>
+              <w:iCs w:val="0"/>
               <w:smallCaps w:val="0"/>
               <w:strike w:val="0"/>
               <w:color w:val="000000"/>
@@ -912,7 +944,9 @@
               <w:rPr>
                 <w:rFonts w:ascii="Verdana" w:cs="Verdana" w:eastAsia="Verdana" w:hAnsi="Verdana"/>
                 <w:b w:val="1"/>
+                <w:bCs w:val="1"/>
                 <w:i w:val="0"/>
+                <w:iCs w:val="0"/>
                 <w:smallCaps w:val="0"/>
                 <w:strike w:val="0"/>
                 <w:color w:val="000000"/>
@@ -944,7 +978,9 @@
             <w:rPr>
               <w:rFonts w:ascii="Arial" w:cs="Arial" w:eastAsia="Arial" w:hAnsi="Arial"/>
               <w:b w:val="1"/>
+              <w:bCs w:val="1"/>
               <w:i w:val="0"/>
+              <w:iCs w:val="0"/>
               <w:smallCaps w:val="0"/>
               <w:strike w:val="0"/>
               <w:color w:val="000000"/>
@@ -960,7 +996,9 @@
               <w:rPr>
                 <w:rFonts w:ascii="Verdana" w:cs="Verdana" w:eastAsia="Verdana" w:hAnsi="Verdana"/>
                 <w:b w:val="1"/>
+                <w:bCs w:val="1"/>
                 <w:i w:val="0"/>
+                <w:iCs w:val="0"/>
                 <w:smallCaps w:val="0"/>
                 <w:strike w:val="0"/>
                 <w:color w:val="000000"/>
@@ -993,7 +1031,9 @@
             <w:rPr>
               <w:rFonts w:ascii="Arial" w:cs="Arial" w:eastAsia="Arial" w:hAnsi="Arial"/>
               <w:b w:val="0"/>
+              <w:bCs w:val="0"/>
               <w:i w:val="0"/>
+              <w:iCs w:val="0"/>
               <w:smallCaps w:val="0"/>
               <w:strike w:val="0"/>
               <w:color w:val="000000"/>
@@ -1009,7 +1049,9 @@
               <w:rPr>
                 <w:rFonts w:ascii="Verdana" w:cs="Verdana" w:eastAsia="Verdana" w:hAnsi="Verdana"/>
                 <w:b w:val="1"/>
+                <w:bCs w:val="1"/>
                 <w:i w:val="0"/>
+                <w:iCs w:val="0"/>
                 <w:smallCaps w:val="0"/>
                 <w:strike w:val="0"/>
                 <w:color w:val="000000"/>
@@ -1042,7 +1084,9 @@
             <w:rPr>
               <w:rFonts w:ascii="Arial" w:cs="Arial" w:eastAsia="Arial" w:hAnsi="Arial"/>
               <w:b w:val="0"/>
+              <w:bCs w:val="0"/>
               <w:i w:val="0"/>
+              <w:iCs w:val="0"/>
               <w:smallCaps w:val="0"/>
               <w:strike w:val="0"/>
               <w:color w:val="000000"/>
@@ -1058,7 +1102,9 @@
               <w:rPr>
                 <w:rFonts w:ascii="Verdana" w:cs="Verdana" w:eastAsia="Verdana" w:hAnsi="Verdana"/>
                 <w:b w:val="1"/>
+                <w:bCs w:val="1"/>
                 <w:i w:val="0"/>
+                <w:iCs w:val="0"/>
                 <w:smallCaps w:val="0"/>
                 <w:strike w:val="0"/>
                 <w:color w:val="000000"/>
@@ -1091,7 +1137,9 @@
             <w:rPr>
               <w:rFonts w:ascii="Arial" w:cs="Arial" w:eastAsia="Arial" w:hAnsi="Arial"/>
               <w:b w:val="0"/>
+              <w:bCs w:val="0"/>
               <w:i w:val="0"/>
+              <w:iCs w:val="0"/>
               <w:smallCaps w:val="0"/>
               <w:strike w:val="0"/>
               <w:color w:val="000000"/>
@@ -1107,7 +1155,9 @@
               <w:rPr>
                 <w:rFonts w:ascii="Verdana" w:cs="Verdana" w:eastAsia="Verdana" w:hAnsi="Verdana"/>
                 <w:b w:val="1"/>
+                <w:bCs w:val="1"/>
                 <w:i w:val="0"/>
+                <w:iCs w:val="0"/>
                 <w:smallCaps w:val="0"/>
                 <w:strike w:val="0"/>
                 <w:color w:val="000000"/>
@@ -1140,7 +1190,9 @@
             <w:rPr>
               <w:rFonts w:ascii="Arial" w:cs="Arial" w:eastAsia="Arial" w:hAnsi="Arial"/>
               <w:b w:val="0"/>
+              <w:bCs w:val="0"/>
               <w:i w:val="0"/>
+              <w:iCs w:val="0"/>
               <w:smallCaps w:val="0"/>
               <w:strike w:val="0"/>
               <w:color w:val="000000"/>
@@ -1156,7 +1208,9 @@
               <w:rPr>
                 <w:rFonts w:ascii="Verdana" w:cs="Verdana" w:eastAsia="Verdana" w:hAnsi="Verdana"/>
                 <w:b w:val="1"/>
+                <w:bCs w:val="1"/>
                 <w:i w:val="0"/>
+                <w:iCs w:val="0"/>
                 <w:smallCaps w:val="0"/>
                 <w:strike w:val="0"/>
                 <w:color w:val="000000"/>
@@ -1189,7 +1243,9 @@
             <w:rPr>
               <w:rFonts w:ascii="Arial" w:cs="Arial" w:eastAsia="Arial" w:hAnsi="Arial"/>
               <w:b w:val="0"/>
+              <w:bCs w:val="0"/>
               <w:i w:val="0"/>
+              <w:iCs w:val="0"/>
               <w:smallCaps w:val="0"/>
               <w:strike w:val="0"/>
               <w:color w:val="000000"/>
@@ -1205,7 +1261,9 @@
               <w:rPr>
                 <w:rFonts w:ascii="Verdana" w:cs="Verdana" w:eastAsia="Verdana" w:hAnsi="Verdana"/>
                 <w:b w:val="1"/>
+                <w:bCs w:val="1"/>
                 <w:i w:val="0"/>
+                <w:iCs w:val="0"/>
                 <w:smallCaps w:val="0"/>
                 <w:strike w:val="0"/>
                 <w:color w:val="000000"/>
@@ -1237,7 +1295,9 @@
             <w:rPr>
               <w:rFonts w:ascii="Arial" w:cs="Arial" w:eastAsia="Arial" w:hAnsi="Arial"/>
               <w:b w:val="1"/>
+              <w:bCs w:val="1"/>
               <w:i w:val="0"/>
+              <w:iCs w:val="0"/>
               <w:smallCaps w:val="0"/>
               <w:strike w:val="0"/>
               <w:color w:val="000000"/>
@@ -1253,7 +1313,9 @@
               <w:rPr>
                 <w:rFonts w:ascii="Verdana" w:cs="Verdana" w:eastAsia="Verdana" w:hAnsi="Verdana"/>
                 <w:b w:val="1"/>
+                <w:bCs w:val="1"/>
                 <w:i w:val="0"/>
+                <w:iCs w:val="0"/>
                 <w:smallCaps w:val="0"/>
                 <w:strike w:val="0"/>
                 <w:color w:val="000000"/>
@@ -1285,7 +1347,9 @@
             <w:rPr>
               <w:rFonts w:ascii="Arial" w:cs="Arial" w:eastAsia="Arial" w:hAnsi="Arial"/>
               <w:b w:val="1"/>
+              <w:bCs w:val="1"/>
               <w:i w:val="0"/>
+              <w:iCs w:val="0"/>
               <w:smallCaps w:val="0"/>
               <w:strike w:val="0"/>
               <w:color w:val="000000"/>
@@ -1301,7 +1365,9 @@
               <w:rPr>
                 <w:rFonts w:ascii="Verdana" w:cs="Verdana" w:eastAsia="Verdana" w:hAnsi="Verdana"/>
                 <w:b w:val="1"/>
+                <w:bCs w:val="1"/>
                 <w:i w:val="0"/>
+                <w:iCs w:val="0"/>
                 <w:smallCaps w:val="0"/>
                 <w:strike w:val="0"/>
                 <w:color w:val="000000"/>
@@ -1333,7 +1399,9 @@
             <w:rPr>
               <w:rFonts w:ascii="Arial" w:cs="Arial" w:eastAsia="Arial" w:hAnsi="Arial"/>
               <w:b w:val="1"/>
+              <w:bCs w:val="1"/>
               <w:i w:val="0"/>
+              <w:iCs w:val="0"/>
               <w:smallCaps w:val="0"/>
               <w:strike w:val="0"/>
               <w:color w:val="000000"/>
@@ -1349,7 +1417,9 @@
               <w:rPr>
                 <w:rFonts w:ascii="Verdana" w:cs="Verdana" w:eastAsia="Verdana" w:hAnsi="Verdana"/>
                 <w:b w:val="1"/>
+                <w:bCs w:val="1"/>
                 <w:i w:val="0"/>
+                <w:iCs w:val="0"/>
                 <w:smallCaps w:val="0"/>
                 <w:strike w:val="0"/>
                 <w:color w:val="000000"/>
@@ -1381,7 +1451,9 @@
             <w:rPr>
               <w:rFonts w:ascii="Arial" w:cs="Arial" w:eastAsia="Arial" w:hAnsi="Arial"/>
               <w:b w:val="1"/>
+              <w:bCs w:val="1"/>
               <w:i w:val="0"/>
+              <w:iCs w:val="0"/>
               <w:smallCaps w:val="0"/>
               <w:strike w:val="0"/>
               <w:color w:val="000000"/>
@@ -1397,7 +1469,9 @@
               <w:rPr>
                 <w:rFonts w:ascii="Verdana" w:cs="Verdana" w:eastAsia="Verdana" w:hAnsi="Verdana"/>
                 <w:b w:val="1"/>
+                <w:bCs w:val="1"/>
                 <w:i w:val="0"/>
+                <w:iCs w:val="0"/>
                 <w:smallCaps w:val="0"/>
                 <w:strike w:val="0"/>
                 <w:color w:val="000000"/>
@@ -1429,7 +1503,9 @@
             <w:rPr>
               <w:rFonts w:ascii="Arial" w:cs="Arial" w:eastAsia="Arial" w:hAnsi="Arial"/>
               <w:b w:val="1"/>
+              <w:bCs w:val="1"/>
               <w:i w:val="0"/>
+              <w:iCs w:val="0"/>
               <w:smallCaps w:val="0"/>
               <w:strike w:val="0"/>
               <w:color w:val="000000"/>
@@ -1445,7 +1521,9 @@
               <w:rPr>
                 <w:rFonts w:ascii="Verdana" w:cs="Verdana" w:eastAsia="Verdana" w:hAnsi="Verdana"/>
                 <w:b w:val="1"/>
+                <w:bCs w:val="1"/>
                 <w:i w:val="0"/>
+                <w:iCs w:val="0"/>
                 <w:smallCaps w:val="0"/>
                 <w:strike w:val="0"/>
                 <w:color w:val="000000"/>
@@ -1477,7 +1555,9 @@
             <w:rPr>
               <w:rFonts w:ascii="Arial" w:cs="Arial" w:eastAsia="Arial" w:hAnsi="Arial"/>
               <w:b w:val="1"/>
+              <w:bCs w:val="1"/>
               <w:i w:val="0"/>
+              <w:iCs w:val="0"/>
               <w:smallCaps w:val="0"/>
               <w:strike w:val="0"/>
               <w:color w:val="000000"/>
@@ -1493,7 +1573,9 @@
               <w:rPr>
                 <w:rFonts w:ascii="Verdana" w:cs="Verdana" w:eastAsia="Verdana" w:hAnsi="Verdana"/>
                 <w:b w:val="1"/>
+                <w:bCs w:val="1"/>
                 <w:i w:val="0"/>
+                <w:iCs w:val="0"/>
                 <w:smallCaps w:val="0"/>
                 <w:strike w:val="0"/>
                 <w:color w:val="000000"/>
@@ -1525,7 +1607,9 @@
             <w:rPr>
               <w:rFonts w:ascii="Arial" w:cs="Arial" w:eastAsia="Arial" w:hAnsi="Arial"/>
               <w:b w:val="1"/>
+              <w:bCs w:val="1"/>
               <w:i w:val="0"/>
+              <w:iCs w:val="0"/>
               <w:smallCaps w:val="0"/>
               <w:strike w:val="0"/>
               <w:color w:val="000000"/>
@@ -1541,7 +1625,9 @@
               <w:rPr>
                 <w:rFonts w:ascii="Verdana" w:cs="Verdana" w:eastAsia="Verdana" w:hAnsi="Verdana"/>
                 <w:b w:val="1"/>
+                <w:bCs w:val="1"/>
                 <w:i w:val="0"/>
+                <w:iCs w:val="0"/>
                 <w:smallCaps w:val="0"/>
                 <w:strike w:val="0"/>
                 <w:color w:val="000000"/>
@@ -1573,7 +1659,9 @@
             <w:rPr>
               <w:rFonts w:ascii="Arial" w:cs="Arial" w:eastAsia="Arial" w:hAnsi="Arial"/>
               <w:b w:val="1"/>
+              <w:bCs w:val="1"/>
               <w:i w:val="0"/>
+              <w:iCs w:val="0"/>
               <w:smallCaps w:val="0"/>
               <w:strike w:val="0"/>
               <w:color w:val="000000"/>
@@ -1589,7 +1677,9 @@
               <w:rPr>
                 <w:rFonts w:ascii="Verdana" w:cs="Verdana" w:eastAsia="Verdana" w:hAnsi="Verdana"/>
                 <w:b w:val="1"/>
+                <w:bCs w:val="1"/>
                 <w:i w:val="0"/>
+                <w:iCs w:val="0"/>
                 <w:smallCaps w:val="0"/>
                 <w:strike w:val="0"/>
                 <w:color w:val="000000"/>
@@ -1621,7 +1711,9 @@
             <w:rPr>
               <w:rFonts w:ascii="Arial" w:cs="Arial" w:eastAsia="Arial" w:hAnsi="Arial"/>
               <w:b w:val="1"/>
+              <w:bCs w:val="1"/>
               <w:i w:val="0"/>
+              <w:iCs w:val="0"/>
               <w:smallCaps w:val="0"/>
               <w:strike w:val="0"/>
               <w:color w:val="000000"/>
@@ -1637,7 +1729,9 @@
               <w:rPr>
                 <w:rFonts w:ascii="Verdana" w:cs="Verdana" w:eastAsia="Verdana" w:hAnsi="Verdana"/>
                 <w:b w:val="1"/>
+                <w:bCs w:val="1"/>
                 <w:i w:val="0"/>
+                <w:iCs w:val="0"/>
                 <w:smallCaps w:val="0"/>
                 <w:strike w:val="0"/>
                 <w:color w:val="000000"/>
@@ -1670,7 +1764,9 @@
             <w:rPr>
               <w:rFonts w:ascii="Arial" w:cs="Arial" w:eastAsia="Arial" w:hAnsi="Arial"/>
               <w:b w:val="0"/>
+              <w:bCs w:val="0"/>
               <w:i w:val="0"/>
+              <w:iCs w:val="0"/>
               <w:smallCaps w:val="0"/>
               <w:strike w:val="0"/>
               <w:color w:val="000000"/>
@@ -1686,7 +1782,9 @@
               <w:rPr>
                 <w:rFonts w:ascii="Verdana" w:cs="Verdana" w:eastAsia="Verdana" w:hAnsi="Verdana"/>
                 <w:b w:val="1"/>
+                <w:bCs w:val="1"/>
                 <w:i w:val="0"/>
+                <w:iCs w:val="0"/>
                 <w:smallCaps w:val="0"/>
                 <w:strike w:val="0"/>
                 <w:color w:val="000000"/>
@@ -1719,7 +1817,9 @@
             <w:rPr>
               <w:rFonts w:ascii="Arial" w:cs="Arial" w:eastAsia="Arial" w:hAnsi="Arial"/>
               <w:b w:val="0"/>
+              <w:bCs w:val="0"/>
               <w:i w:val="0"/>
+              <w:iCs w:val="0"/>
               <w:smallCaps w:val="0"/>
               <w:strike w:val="0"/>
               <w:color w:val="000000"/>
@@ -1735,7 +1835,9 @@
               <w:rPr>
                 <w:rFonts w:ascii="Verdana" w:cs="Verdana" w:eastAsia="Verdana" w:hAnsi="Verdana"/>
                 <w:b w:val="1"/>
+                <w:bCs w:val="1"/>
                 <w:i w:val="0"/>
+                <w:iCs w:val="0"/>
                 <w:smallCaps w:val="0"/>
                 <w:strike w:val="0"/>
                 <w:color w:val="000000"/>
@@ -1768,7 +1870,9 @@
             <w:rPr>
               <w:rFonts w:ascii="Arial" w:cs="Arial" w:eastAsia="Arial" w:hAnsi="Arial"/>
               <w:b w:val="0"/>
+              <w:bCs w:val="0"/>
               <w:i w:val="0"/>
+              <w:iCs w:val="0"/>
               <w:smallCaps w:val="0"/>
               <w:strike w:val="0"/>
               <w:color w:val="000000"/>
@@ -1784,7 +1888,9 @@
               <w:rPr>
                 <w:rFonts w:ascii="Verdana" w:cs="Verdana" w:eastAsia="Verdana" w:hAnsi="Verdana"/>
                 <w:b w:val="1"/>
+                <w:bCs w:val="1"/>
                 <w:i w:val="0"/>
+                <w:iCs w:val="0"/>
                 <w:smallCaps w:val="0"/>
                 <w:strike w:val="0"/>
                 <w:color w:val="000000"/>
@@ -1817,7 +1923,9 @@
             <w:rPr>
               <w:rFonts w:ascii="Arial" w:cs="Arial" w:eastAsia="Arial" w:hAnsi="Arial"/>
               <w:b w:val="0"/>
+              <w:bCs w:val="0"/>
               <w:i w:val="0"/>
+              <w:iCs w:val="0"/>
               <w:smallCaps w:val="0"/>
               <w:strike w:val="0"/>
               <w:color w:val="000000"/>
@@ -1833,7 +1941,9 @@
               <w:rPr>
                 <w:rFonts w:ascii="Verdana" w:cs="Verdana" w:eastAsia="Verdana" w:hAnsi="Verdana"/>
                 <w:b w:val="1"/>
+                <w:bCs w:val="1"/>
                 <w:i w:val="0"/>
+                <w:iCs w:val="0"/>
                 <w:smallCaps w:val="0"/>
                 <w:strike w:val="0"/>
                 <w:color w:val="000000"/>
@@ -1866,7 +1976,9 @@
             <w:rPr>
               <w:rFonts w:ascii="Arial" w:cs="Arial" w:eastAsia="Arial" w:hAnsi="Arial"/>
               <w:b w:val="0"/>
+              <w:bCs w:val="0"/>
               <w:i w:val="0"/>
+              <w:iCs w:val="0"/>
               <w:smallCaps w:val="0"/>
               <w:strike w:val="0"/>
               <w:color w:val="000000"/>
@@ -1882,7 +1994,9 @@
               <w:rPr>
                 <w:rFonts w:ascii="Verdana" w:cs="Verdana" w:eastAsia="Verdana" w:hAnsi="Verdana"/>
                 <w:b w:val="1"/>
+                <w:bCs w:val="1"/>
                 <w:i w:val="0"/>
+                <w:iCs w:val="0"/>
                 <w:smallCaps w:val="0"/>
                 <w:strike w:val="0"/>
                 <w:color w:val="000000"/>
@@ -1915,7 +2029,9 @@
             <w:rPr>
               <w:rFonts w:ascii="Arial" w:cs="Arial" w:eastAsia="Arial" w:hAnsi="Arial"/>
               <w:b w:val="0"/>
+              <w:bCs w:val="0"/>
               <w:i w:val="0"/>
+              <w:iCs w:val="0"/>
               <w:smallCaps w:val="0"/>
               <w:strike w:val="0"/>
               <w:color w:val="000000"/>
@@ -1931,7 +2047,9 @@
               <w:rPr>
                 <w:rFonts w:ascii="Verdana" w:cs="Verdana" w:eastAsia="Verdana" w:hAnsi="Verdana"/>
                 <w:b w:val="1"/>
+                <w:bCs w:val="1"/>
                 <w:i w:val="0"/>
+                <w:iCs w:val="0"/>
                 <w:smallCaps w:val="0"/>
                 <w:strike w:val="0"/>
                 <w:color w:val="000000"/>
@@ -1964,7 +2082,9 @@
             <w:rPr>
               <w:rFonts w:ascii="Arial" w:cs="Arial" w:eastAsia="Arial" w:hAnsi="Arial"/>
               <w:b w:val="0"/>
+              <w:bCs w:val="0"/>
               <w:i w:val="0"/>
+              <w:iCs w:val="0"/>
               <w:smallCaps w:val="0"/>
               <w:strike w:val="0"/>
               <w:color w:val="000000"/>
@@ -1980,7 +2100,9 @@
               <w:rPr>
                 <w:rFonts w:ascii="Verdana" w:cs="Verdana" w:eastAsia="Verdana" w:hAnsi="Verdana"/>
                 <w:b w:val="1"/>
+                <w:bCs w:val="1"/>
                 <w:i w:val="0"/>
+                <w:iCs w:val="0"/>
                 <w:smallCaps w:val="0"/>
                 <w:strike w:val="0"/>
                 <w:color w:val="000000"/>
@@ -2012,7 +2134,9 @@
             <w:rPr>
               <w:rFonts w:ascii="Arial" w:cs="Arial" w:eastAsia="Arial" w:hAnsi="Arial"/>
               <w:b w:val="1"/>
+              <w:bCs w:val="1"/>
               <w:i w:val="0"/>
+              <w:iCs w:val="0"/>
               <w:smallCaps w:val="0"/>
               <w:strike w:val="0"/>
               <w:color w:val="000000"/>
@@ -2028,7 +2152,9 @@
               <w:rPr>
                 <w:rFonts w:ascii="Verdana" w:cs="Verdana" w:eastAsia="Verdana" w:hAnsi="Verdana"/>
                 <w:b w:val="1"/>
+                <w:bCs w:val="1"/>
                 <w:i w:val="0"/>
+                <w:iCs w:val="0"/>
                 <w:smallCaps w:val="0"/>
                 <w:strike w:val="0"/>
                 <w:color w:val="000000"/>
@@ -2189,6 +2315,7 @@
         <w:pageBreakBefore w:val="0"/>
         <w:rPr>
           <w:b w:val="1"/>
+          <w:bCs w:val="1"/>
           <w:u w:val="single"/>
         </w:rPr>
       </w:pPr>
@@ -2201,6 +2328,7 @@
       <w:r>
         <w:rPr>
           <w:b w:val="1"/>
+          <w:bCs w:val="1"/>
           <w:u w:val="single"/>
           <w:rtl w:val="0"/>
         </w:rPr>
@@ -2277,6 +2405,7 @@
       <w:r>
         <w:rPr>
           <w:b w:val="1"/>
+          <w:bCs w:val="1"/>
           <w:rtl w:val="0"/>
         </w:rPr>
         <w:t xml:space="preserve">Imágenes</w:t>
@@ -2384,6 +2513,7 @@
       <w:r>
         <w:rPr>
           <w:b w:val="1"/>
+          <w:bCs w:val="1"/>
           <w:rtl w:val="0"/>
         </w:rPr>
         <w:t xml:space="preserve">Contendores</w:t>
@@ -2457,6 +2587,7 @@
       <w:r>
         <w:rPr>
           <w:b w:val="1"/>
+          <w:bCs w:val="1"/>
           <w:rtl w:val="0"/>
         </w:rPr>
         <w:t xml:space="preserve">identificador único de 64 caracteres</w:t>
@@ -2470,6 +2601,7 @@
       <w:r>
         <w:rPr>
           <w:b w:val="1"/>
+          <w:bCs w:val="1"/>
           <w:rtl w:val="0"/>
         </w:rPr>
         <w:t xml:space="preserve">versión corta con los primeros 12 caracteres</w:t>
@@ -2752,7 +2884,9 @@
       <w:r>
         <w:rPr>
           <w:b w:val="1"/>
+          <w:bCs w:val="1"/>
           <w:i w:val="1"/>
+          <w:iCs w:val="1"/>
           <w:rtl w:val="0"/>
         </w:rPr>
         <w:t xml:space="preserve">overlay2</w:t>
@@ -2766,7 +2900,9 @@
       <w:r>
         <w:rPr>
           <w:b w:val="1"/>
+          <w:bCs w:val="1"/>
           <w:i w:val="1"/>
+          <w:iCs w:val="1"/>
           <w:rtl w:val="0"/>
         </w:rPr>
         <w:t xml:space="preserve">extfs</w:t>
@@ -2780,7 +2916,9 @@
       <w:r>
         <w:rPr>
           <w:b w:val="1"/>
+          <w:bCs w:val="1"/>
           <w:i w:val="1"/>
+          <w:iCs w:val="1"/>
           <w:rtl w:val="0"/>
         </w:rPr>
         <w:t xml:space="preserve">ext4</w:t>
@@ -2842,12 +2980,12 @@
           <wp:inline distB="114300" distT="114300" distL="114300" distR="114300">
             <wp:extent cx="2610000" cy="182517"/>
             <wp:effectExtent b="0" l="0" r="0" t="0"/>
-            <wp:docPr id="10" name="image4.png"/>
+            <wp:docPr id="10" name="image5.png"/>
             <a:graphic>
               <a:graphicData uri="http://schemas.openxmlformats.org/drawingml/2006/picture">
                 <pic:pic>
                   <pic:nvPicPr>
-                    <pic:cNvPr id="0" name="image4.png"/>
+                    <pic:cNvPr id="0" name="image5.png"/>
                     <pic:cNvPicPr preferRelativeResize="0"/>
                   </pic:nvPicPr>
                   <pic:blipFill>
@@ -2903,7 +3041,9 @@
       <w:r>
         <w:rPr>
           <w:b w:val="1"/>
+          <w:bCs w:val="1"/>
           <w:i w:val="1"/>
+          <w:iCs w:val="1"/>
           <w:rtl w:val="0"/>
         </w:rPr>
         <w:t xml:space="preserve">overlay2</w:t>
@@ -2937,7 +3077,9 @@
       <w:r>
         <w:rPr>
           <w:b w:val="1"/>
+          <w:bCs w:val="1"/>
           <w:i w:val="1"/>
+          <w:iCs w:val="1"/>
           <w:rtl w:val="0"/>
         </w:rPr>
         <w:t xml:space="preserve">/var/lib/docker/overlay2</w:t>
@@ -3008,7 +3150,9 @@
       <w:r>
         <w:rPr>
           <w:b w:val="1"/>
+          <w:bCs w:val="1"/>
           <w:i w:val="1"/>
+          <w:iCs w:val="1"/>
           <w:rtl w:val="0"/>
         </w:rPr>
         <w:t xml:space="preserve">/var/lib/docker/containers</w:t>
@@ -3281,6 +3425,7 @@
         <w:pageBreakBefore w:val="0"/>
         <w:rPr>
           <w:b w:val="1"/>
+          <w:bCs w:val="1"/>
           <w:u w:val="single"/>
         </w:rPr>
       </w:pPr>
@@ -3293,6 +3438,7 @@
       <w:r>
         <w:rPr>
           <w:b w:val="1"/>
+          <w:bCs w:val="1"/>
           <w:u w:val="single"/>
           <w:rtl w:val="0"/>
         </w:rPr>
@@ -3307,6 +3453,7 @@
       <w:r>
         <w:rPr>
           <w:b w:val="1"/>
+          <w:bCs w:val="1"/>
           <w:u w:val="single"/>
           <w:rtl w:val="0"/>
         </w:rPr>
@@ -3321,7 +3468,9 @@
       <w:r>
         <w:rPr>
           <w:b w:val="1"/>
+          <w:bCs w:val="1"/>
           <w:i w:val="1"/>
+          <w:iCs w:val="1"/>
           <w:rtl w:val="0"/>
         </w:rPr>
         <w:t xml:space="preserve">“docker run” </w:t>
@@ -3335,7 +3484,9 @@
       <w:r>
         <w:rPr>
           <w:b w:val="1"/>
+          <w:bCs w:val="1"/>
           <w:i w:val="1"/>
+          <w:iCs w:val="1"/>
           <w:rtl w:val="0"/>
         </w:rPr>
         <w:t xml:space="preserve">“docker run”</w:t>
@@ -3420,7 +3571,9 @@
       <w:r>
         <w:rPr>
           <w:b w:val="1"/>
+          <w:bCs w:val="1"/>
           <w:i w:val="1"/>
+          <w:iCs w:val="1"/>
           <w:rtl w:val="0"/>
         </w:rPr>
         <w:t xml:space="preserve">“docker run”</w:t>
@@ -3434,7 +3587,9 @@
       <w:r>
         <w:rPr>
           <w:b w:val="1"/>
+          <w:bCs w:val="1"/>
           <w:i w:val="1"/>
+          <w:iCs w:val="1"/>
           <w:rtl w:val="0"/>
         </w:rPr>
         <w:t xml:space="preserve">“docker create”</w:t>
@@ -3448,7 +3603,9 @@
       <w:r>
         <w:rPr>
           <w:b w:val="1"/>
+          <w:bCs w:val="1"/>
           <w:i w:val="1"/>
+          <w:iCs w:val="1"/>
           <w:rtl w:val="0"/>
         </w:rPr>
         <w:t xml:space="preserve">“docker create”</w:t>
@@ -3620,12 +3777,12 @@
           <wp:inline distB="114300" distT="114300" distL="114300" distR="114300">
             <wp:extent cx="6124575" cy="3466237"/>
             <wp:effectExtent b="0" l="0" r="0" t="0"/>
-            <wp:docPr id="11" name="image10.png"/>
+            <wp:docPr id="11" name="image6.png"/>
             <a:graphic>
               <a:graphicData uri="http://schemas.openxmlformats.org/drawingml/2006/picture">
                 <pic:pic>
                   <pic:nvPicPr>
-                    <pic:cNvPr id="0" name="image10.png"/>
+                    <pic:cNvPr id="0" name="image6.png"/>
                     <pic:cNvPicPr preferRelativeResize="0"/>
                   </pic:nvPicPr>
                   <pic:blipFill>
@@ -3705,12 +3862,12 @@
           <wp:inline distB="114300" distT="114300" distL="114300" distR="114300">
             <wp:extent cx="6120000" cy="787400"/>
             <wp:effectExtent b="0" l="0" r="0" t="0"/>
-            <wp:docPr id="7" name="image3.png"/>
+            <wp:docPr id="7" name="image7.png"/>
             <a:graphic>
               <a:graphicData uri="http://schemas.openxmlformats.org/drawingml/2006/picture">
                 <pic:pic>
                   <pic:nvPicPr>
-                    <pic:cNvPr id="0" name="image3.png"/>
+                    <pic:cNvPr id="0" name="image7.png"/>
                     <pic:cNvPicPr preferRelativeResize="0"/>
                   </pic:nvPicPr>
                   <pic:blipFill>
@@ -3754,7 +3911,9 @@
       <w:r>
         <w:rPr>
           <w:b w:val="1"/>
+          <w:bCs w:val="1"/>
           <w:i w:val="1"/>
+          <w:iCs w:val="1"/>
           <w:rtl w:val="0"/>
         </w:rPr>
         <w:t xml:space="preserve">“hello-word:latest”</w:t>
@@ -3771,6 +3930,7 @@
         <w:pageBreakBefore w:val="0"/>
         <w:rPr>
           <w:b w:val="1"/>
+          <w:bCs w:val="1"/>
           <w:u w:val="single"/>
         </w:rPr>
       </w:pPr>
@@ -3783,6 +3943,7 @@
       <w:r>
         <w:rPr>
           <w:b w:val="1"/>
+          <w:bCs w:val="1"/>
           <w:u w:val="single"/>
           <w:rtl w:val="0"/>
         </w:rPr>
@@ -3803,7 +3964,9 @@
       <w:r>
         <w:rPr>
           <w:b w:val="1"/>
+          <w:bCs w:val="1"/>
           <w:i w:val="1"/>
+          <w:iCs w:val="1"/>
           <w:rtl w:val="0"/>
         </w:rPr>
         <w:t xml:space="preserve">“hello-world”</w:t>
@@ -3817,7 +3980,9 @@
       <w:r>
         <w:rPr>
           <w:b w:val="1"/>
+          <w:bCs w:val="1"/>
           <w:i w:val="1"/>
+          <w:iCs w:val="1"/>
           <w:rtl w:val="0"/>
         </w:rPr>
         <w:t xml:space="preserve">“hello-world:latest”</w:t>
@@ -3831,7 +3996,9 @@
       <w:r>
         <w:rPr>
           <w:b w:val="1"/>
+          <w:bCs w:val="1"/>
           <w:i w:val="1"/>
+          <w:iCs w:val="1"/>
           <w:rtl w:val="0"/>
         </w:rPr>
         <w:t xml:space="preserve">latest”</w:t>
@@ -3845,7 +4012,9 @@
       <w:r>
         <w:rPr>
           <w:b w:val="1"/>
+          <w:bCs w:val="1"/>
           <w:i w:val="1"/>
+          <w:iCs w:val="1"/>
           <w:rtl w:val="0"/>
         </w:rPr>
         <w:t xml:space="preserve">“imagen:nombreversion”</w:t>
@@ -3895,7 +4064,9 @@
       <w:r>
         <w:rPr>
           <w:b w:val="1"/>
+          <w:bCs w:val="1"/>
           <w:i w:val="1"/>
+          <w:iCs w:val="1"/>
           <w:rtl w:val="0"/>
         </w:rPr>
         <w:t xml:space="preserve">docker run</w:t>
@@ -3942,12 +4113,12 @@
           <wp:inline distB="114300" distT="114300" distL="114300" distR="114300">
             <wp:extent cx="5228363" cy="1504272"/>
             <wp:effectExtent b="0" l="0" r="0" t="0"/>
-            <wp:docPr id="5" name="image5.png"/>
+            <wp:docPr id="5" name="image10.png"/>
             <a:graphic>
               <a:graphicData uri="http://schemas.openxmlformats.org/drawingml/2006/picture">
                 <pic:pic>
                   <pic:nvPicPr>
-                    <pic:cNvPr id="0" name="image5.png"/>
+                    <pic:cNvPr id="0" name="image10.png"/>
                     <pic:cNvPicPr preferRelativeResize="0"/>
                   </pic:nvPicPr>
                   <pic:blipFill>
@@ -4050,7 +4221,9 @@
       <w:r>
         <w:rPr>
           <w:b w:val="1"/>
+          <w:bCs w:val="1"/>
           <w:i w:val="1"/>
+          <w:iCs w:val="1"/>
           <w:rtl w:val="0"/>
         </w:rPr>
         <w:t xml:space="preserve">“docker ps”</w:t>
@@ -4154,12 +4327,12 @@
           <wp:inline distB="114300" distT="114300" distL="114300" distR="114300">
             <wp:extent cx="4395840" cy="273600"/>
             <wp:effectExtent b="0" l="0" r="0" t="0"/>
-            <wp:docPr id="2" name="image7.png"/>
+            <wp:docPr id="2" name="image3.png"/>
             <a:graphic>
               <a:graphicData uri="http://schemas.openxmlformats.org/drawingml/2006/picture">
                 <pic:pic>
                   <pic:nvPicPr>
-                    <pic:cNvPr id="0" name="image7.png"/>
+                    <pic:cNvPr id="0" name="image3.png"/>
                     <pic:cNvPicPr preferRelativeResize="0"/>
                   </pic:nvPicPr>
                   <pic:blipFill>
@@ -4213,12 +4386,12 @@
           <wp:inline distB="114300" distT="114300" distL="114300" distR="114300">
             <wp:extent cx="5908842" cy="403200"/>
             <wp:effectExtent b="0" l="0" r="0" t="0"/>
-            <wp:docPr id="4" name="image6.png"/>
+            <wp:docPr id="4" name="image11.png"/>
             <a:graphic>
               <a:graphicData uri="http://schemas.openxmlformats.org/drawingml/2006/picture">
                 <pic:pic>
                   <pic:nvPicPr>
-                    <pic:cNvPr id="0" name="image6.png"/>
+                    <pic:cNvPr id="0" name="image11.png"/>
                     <pic:cNvPicPr preferRelativeResize="0"/>
                   </pic:nvPicPr>
                   <pic:blipFill>
@@ -4352,12 +4525,12 @@
           <wp:inline distB="114300" distT="114300" distL="114300" distR="114300">
             <wp:extent cx="6120000" cy="596900"/>
             <wp:effectExtent b="0" l="0" r="0" t="0"/>
-            <wp:docPr id="3" name="image11.png"/>
+            <wp:docPr id="3" name="image8.png"/>
             <a:graphic>
               <a:graphicData uri="http://schemas.openxmlformats.org/drawingml/2006/picture">
                 <pic:pic>
                   <pic:nvPicPr>
-                    <pic:cNvPr id="0" name="image11.png"/>
+                    <pic:cNvPr id="0" name="image8.png"/>
                     <pic:cNvPicPr preferRelativeResize="0"/>
                   </pic:nvPicPr>
                   <pic:blipFill>
@@ -4415,6 +4588,7 @@
       <w:r>
         <w:rPr>
           <w:b w:val="1"/>
+          <w:bCs w:val="1"/>
           <w:rtl w:val="0"/>
         </w:rPr>
         <w:t xml:space="preserve">CONTAINER_ID</w:t>
@@ -4442,6 +4616,7 @@
       <w:r>
         <w:rPr>
           <w:b w:val="1"/>
+          <w:bCs w:val="1"/>
           <w:rtl w:val="0"/>
         </w:rPr>
         <w:t xml:space="preserve">IMAGE</w:t>
@@ -4469,6 +4644,7 @@
       <w:r>
         <w:rPr>
           <w:b w:val="1"/>
+          <w:bCs w:val="1"/>
           <w:rtl w:val="0"/>
         </w:rPr>
         <w:t xml:space="preserve">COMMAND</w:t>
@@ -4496,6 +4672,7 @@
       <w:r>
         <w:rPr>
           <w:b w:val="1"/>
+          <w:bCs w:val="1"/>
           <w:rtl w:val="0"/>
         </w:rPr>
         <w:t xml:space="preserve">CREATED</w:t>
@@ -4523,6 +4700,7 @@
       <w:r>
         <w:rPr>
           <w:b w:val="1"/>
+          <w:bCs w:val="1"/>
           <w:rtl w:val="0"/>
         </w:rPr>
         <w:t xml:space="preserve">STATUS</w:t>
@@ -4550,6 +4728,7 @@
       <w:r>
         <w:rPr>
           <w:b w:val="1"/>
+          <w:bCs w:val="1"/>
           <w:rtl w:val="0"/>
         </w:rPr>
         <w:t xml:space="preserve">PORTS</w:t>
@@ -4577,6 +4756,7 @@
       <w:r>
         <w:rPr>
           <w:b w:val="1"/>
+          <w:bCs w:val="1"/>
           <w:rtl w:val="0"/>
         </w:rPr>
         <w:t xml:space="preserve">NAMES</w:t>
@@ -4613,7 +4793,9 @@
       <w:r>
         <w:rPr>
           <w:b w:val="1"/>
+          <w:bCs w:val="1"/>
           <w:i w:val="1"/>
+          <w:iCs w:val="1"/>
           <w:rtl w:val="0"/>
         </w:rPr>
         <w:t xml:space="preserve">“docker ps”</w:t>
@@ -4684,7 +4866,9 @@
       <w:r>
         <w:rPr>
           <w:b w:val="1"/>
+          <w:bCs w:val="1"/>
           <w:i w:val="1"/>
+          <w:iCs w:val="1"/>
           <w:rtl w:val="0"/>
         </w:rPr>
         <w:t xml:space="preserve">“docker run”</w:t>
@@ -4698,7 +4882,9 @@
       <w:r>
         <w:rPr>
           <w:b w:val="1"/>
+          <w:bCs w:val="1"/>
           <w:i w:val="1"/>
+          <w:iCs w:val="1"/>
           <w:rtl w:val="0"/>
         </w:rPr>
         <w:t xml:space="preserve">“docker start”, “docker stop” y “docker restart”</w:t>
@@ -5023,7 +5209,9 @@
       <w:r>
         <w:rPr>
           <w:b w:val="1"/>
+          <w:bCs w:val="1"/>
           <w:i w:val="1"/>
+          <w:iCs w:val="1"/>
           <w:rtl w:val="0"/>
         </w:rPr>
         <w:t xml:space="preserve">docker inspect</w:t>
@@ -5117,7 +5305,9 @@
       <w:r>
         <w:rPr>
           <w:b w:val="1"/>
+          <w:bCs w:val="1"/>
           <w:i w:val="1"/>
+          <w:iCs w:val="1"/>
           <w:rtl w:val="0"/>
         </w:rPr>
         <w:t xml:space="preserve">“docker inspect”</w:t>
@@ -5185,7 +5375,9 @@
       <w:r>
         <w:rPr>
           <w:b w:val="1"/>
+          <w:bCs w:val="1"/>
           <w:i w:val="1"/>
+          <w:iCs w:val="1"/>
           <w:rtl w:val="0"/>
         </w:rPr>
         <w:t xml:space="preserve">“docker exec”</w:t>
@@ -5611,6 +5803,7 @@
       <w:r>
         <w:rPr>
           <w:b w:val="1"/>
+          <w:bCs w:val="1"/>
           <w:rtl w:val="0"/>
         </w:rPr>
         <w:t xml:space="preserve">“-e”</w:t>
@@ -5624,6 +5817,7 @@
       <w:r>
         <w:rPr>
           <w:b w:val="1"/>
+          <w:bCs w:val="1"/>
           <w:rtl w:val="0"/>
         </w:rPr>
         <w:t xml:space="preserve">“-it”</w:t>
@@ -5637,6 +5831,7 @@
       <w:r>
         <w:rPr>
           <w:b w:val="1"/>
+          <w:bCs w:val="1"/>
           <w:rtl w:val="0"/>
         </w:rPr>
         <w:t xml:space="preserve">“VAR1”</w:t>
@@ -5650,7 +5845,9 @@
       <w:r>
         <w:rPr>
           <w:b w:val="1"/>
+          <w:bCs w:val="1"/>
           <w:i w:val="1"/>
+          <w:iCs w:val="1"/>
           <w:rtl w:val="0"/>
         </w:rPr>
         <w:t xml:space="preserve">“echo $VAR1”</w:t>
@@ -5676,7 +5873,9 @@
       <w:r>
         <w:rPr>
           <w:b w:val="1"/>
+          <w:bCs w:val="1"/>
           <w:i w:val="1"/>
+          <w:iCs w:val="1"/>
           <w:rtl w:val="0"/>
         </w:rPr>
         <w:t xml:space="preserve">“docker exec”</w:t>
@@ -5744,7 +5943,9 @@
       <w:r>
         <w:rPr>
           <w:b w:val="1"/>
+          <w:bCs w:val="1"/>
           <w:i w:val="1"/>
+          <w:iCs w:val="1"/>
           <w:rtl w:val="0"/>
         </w:rPr>
         <w:t xml:space="preserve">“docker cp”</w:t>
@@ -5850,7 +6051,9 @@
       <w:r>
         <w:rPr>
           <w:b w:val="1"/>
+          <w:bCs w:val="1"/>
           <w:i w:val="1"/>
+          <w:iCs w:val="1"/>
           <w:rtl w:val="0"/>
         </w:rPr>
         <w:t xml:space="preserve">/tmp/prueba</w:t>
@@ -5944,7 +6147,9 @@
       <w:r>
         <w:rPr>
           <w:b w:val="1"/>
+          <w:bCs w:val="1"/>
           <w:i w:val="1"/>
+          <w:iCs w:val="1"/>
           <w:rtl w:val="0"/>
         </w:rPr>
         <w:t xml:space="preserve">miFichero</w:t>
@@ -5970,7 +6175,9 @@
       <w:r>
         <w:rPr>
           <w:b w:val="1"/>
+          <w:bCs w:val="1"/>
           <w:i w:val="1"/>
+          <w:iCs w:val="1"/>
           <w:rtl w:val="0"/>
         </w:rPr>
         <w:t xml:space="preserve">“docker cp”</w:t>
@@ -6121,7 +6328,9 @@
         <w:pageBreakBefore w:val="0"/>
         <w:rPr>
           <w:b w:val="1"/>
+          <w:bCs w:val="1"/>
           <w:i w:val="1"/>
+          <w:iCs w:val="1"/>
         </w:rPr>
       </w:pPr>
       <w:r>
@@ -6365,6 +6574,7 @@
       <w:r>
         <w:rPr>
           <w:b w:val="1"/>
+          <w:bCs w:val="1"/>
           <w:rtl w:val="0"/>
         </w:rPr>
         <w:t xml:space="preserve">Atención: </w:t>
@@ -6390,7 +6600,9 @@
       <w:r>
         <w:rPr>
           <w:b w:val="1"/>
+          <w:bCs w:val="1"/>
           <w:i w:val="1"/>
+          <w:iCs w:val="1"/>
           <w:rtl w:val="0"/>
         </w:rPr>
         <w:t xml:space="preserve">“docker attach”.</w:t>
@@ -6490,7 +6702,9 @@
       <w:r>
         <w:rPr>
           <w:b w:val="1"/>
+          <w:bCs w:val="1"/>
           <w:i w:val="1"/>
+          <w:iCs w:val="1"/>
           <w:rtl w:val="0"/>
         </w:rPr>
         <w:t xml:space="preserve">“docker attach”</w:t>
@@ -6558,7 +6772,9 @@
       <w:r>
         <w:rPr>
           <w:b w:val="1"/>
+          <w:bCs w:val="1"/>
           <w:i w:val="1"/>
+          <w:iCs w:val="1"/>
           <w:rtl w:val="0"/>
         </w:rPr>
         <w:t xml:space="preserve">docker logs</w:t>
@@ -6640,7 +6856,9 @@
       <w:r>
         <w:rPr>
           <w:b w:val="1"/>
+          <w:bCs w:val="1"/>
           <w:i w:val="1"/>
+          <w:iCs w:val="1"/>
           <w:rtl w:val="0"/>
         </w:rPr>
         <w:t xml:space="preserve">docker attach</w:t>
@@ -6841,7 +7059,9 @@
       <w:r>
         <w:rPr>
           <w:b w:val="1"/>
+          <w:bCs w:val="1"/>
           <w:i w:val="1"/>
+          <w:iCs w:val="1"/>
           <w:rtl w:val="0"/>
         </w:rPr>
         <w:t xml:space="preserve">“docker logs”</w:t>
@@ -6914,7 +7134,9 @@
       <w:r>
         <w:rPr>
           <w:b w:val="1"/>
+          <w:bCs w:val="1"/>
           <w:i w:val="1"/>
+          <w:iCs w:val="1"/>
           <w:rtl w:val="0"/>
         </w:rPr>
         <w:t xml:space="preserve"> “docker rename”</w:t>
@@ -7008,7 +7230,9 @@
       <w:r>
         <w:rPr>
           <w:b w:val="1"/>
+          <w:bCs w:val="1"/>
           <w:i w:val="1"/>
+          <w:iCs w:val="1"/>
           <w:rtl w:val="0"/>
         </w:rPr>
         <w:t xml:space="preserve">contenedor1</w:t>
@@ -7022,7 +7246,9 @@
       <w:r>
         <w:rPr>
           <w:b w:val="1"/>
+          <w:bCs w:val="1"/>
           <w:i w:val="1"/>
+          <w:iCs w:val="1"/>
           <w:rtl w:val="0"/>
         </w:rPr>
         <w:t xml:space="preserve">contenedor2</w:t>
@@ -7048,7 +7274,9 @@
       <w:r>
         <w:rPr>
           <w:b w:val="1"/>
+          <w:bCs w:val="1"/>
           <w:i w:val="1"/>
+          <w:iCs w:val="1"/>
           <w:rtl w:val="0"/>
         </w:rPr>
         <w:t xml:space="preserve">“docker rename”</w:t>
@@ -7131,7 +7359,9 @@
       <w:r>
         <w:rPr>
           <w:b w:val="1"/>
+          <w:bCs w:val="1"/>
           <w:i w:val="1"/>
+          <w:iCs w:val="1"/>
           <w:rtl w:val="0"/>
         </w:rPr>
         <w:t xml:space="preserve">“docker run”</w:t>
@@ -7222,7 +7452,9 @@
       <w:r>
         <w:rPr>
           <w:b w:val="1"/>
+          <w:bCs w:val="1"/>
           <w:i w:val="1"/>
+          <w:iCs w:val="1"/>
           <w:rtl w:val="0"/>
         </w:rPr>
         <w:t xml:space="preserve">“docker run”</w:t>
@@ -7316,7 +7548,9 @@
       <w:r>
         <w:rPr>
           <w:b w:val="1"/>
+          <w:bCs w:val="1"/>
           <w:i w:val="1"/>
+          <w:iCs w:val="1"/>
           <w:rtl w:val="0"/>
         </w:rPr>
         <w:t xml:space="preserve">ubuntu</w:t>
@@ -7341,6 +7575,7 @@
       <w:r>
         <w:rPr>
           <w:b w:val="1"/>
+          <w:bCs w:val="1"/>
           <w:rtl w:val="0"/>
         </w:rPr>
         <w:t xml:space="preserve">Parámetro “-i”:</w:t>
@@ -7365,6 +7600,7 @@
       <w:r>
         <w:rPr>
           <w:b w:val="1"/>
+          <w:bCs w:val="1"/>
           <w:rtl w:val="0"/>
         </w:rPr>
         <w:t xml:space="preserve">Parámetro “-t”</w:t>
@@ -7389,6 +7625,7 @@
       <w:r>
         <w:rPr>
           <w:b w:val="1"/>
+          <w:bCs w:val="1"/>
           <w:rtl w:val="0"/>
         </w:rPr>
         <w:t xml:space="preserve">Parámetro “--name”</w:t>
@@ -7414,7 +7651,9 @@
       <w:r>
         <w:rPr>
           <w:b w:val="1"/>
+          <w:bCs w:val="1"/>
           <w:i w:val="1"/>
+          <w:iCs w:val="1"/>
           <w:rtl w:val="0"/>
         </w:rPr>
         <w:t xml:space="preserve">“/bin/bash”</w:t>
@@ -7428,7 +7667,9 @@
       <w:r>
         <w:rPr>
           <w:b w:val="1"/>
+          <w:bCs w:val="1"/>
           <w:i w:val="1"/>
+          <w:iCs w:val="1"/>
           <w:rtl w:val="0"/>
         </w:rPr>
         <w:t xml:space="preserve">“-it” </w:t>
@@ -7498,7 +7739,9 @@
       <w:r>
         <w:rPr>
           <w:b w:val="1"/>
+          <w:bCs w:val="1"/>
           <w:i w:val="1"/>
+          <w:iCs w:val="1"/>
           <w:rtl w:val="0"/>
         </w:rPr>
         <w:t xml:space="preserve">“docker start”</w:t>
@@ -7526,6 +7769,7 @@
         <w:pageBreakBefore w:val="0"/>
         <w:rPr>
           <w:b w:val="1"/>
+          <w:bCs w:val="1"/>
         </w:rPr>
       </w:pPr>
       <w:r>
@@ -7537,6 +7781,7 @@
       <w:r>
         <w:rPr>
           <w:b w:val="1"/>
+          <w:bCs w:val="1"/>
           <w:rtl w:val="0"/>
         </w:rPr>
         <w:t xml:space="preserve">“docker run” o “docker create”. </w:t>
@@ -7556,7 +7801,9 @@
       <w:r>
         <w:rPr>
           <w:b w:val="1"/>
+          <w:bCs w:val="1"/>
           <w:i w:val="1"/>
+          <w:iCs w:val="1"/>
           <w:rtl w:val="0"/>
         </w:rPr>
         <w:t xml:space="preserve">“docker start”</w:t>
@@ -7786,7 +8033,9 @@
       <w:r>
         <w:rPr>
           <w:b w:val="1"/>
+          <w:bCs w:val="1"/>
           <w:i w:val="1"/>
+          <w:iCs w:val="1"/>
           <w:rtl w:val="0"/>
         </w:rPr>
         <w:t xml:space="preserve">“docker start” </w:t>
@@ -7814,6 +8063,7 @@
       <w:r>
         <w:rPr>
           <w:b w:val="1"/>
+          <w:bCs w:val="1"/>
           <w:rtl w:val="0"/>
         </w:rPr>
         <w:t xml:space="preserve">Parámetro “-a”</w:t>
@@ -7841,6 +8091,7 @@
       <w:r>
         <w:rPr>
           <w:b w:val="1"/>
+          <w:bCs w:val="1"/>
           <w:rtl w:val="0"/>
         </w:rPr>
         <w:t xml:space="preserve">Parámetro “-i”:</w:t>
@@ -7901,6 +8152,7 @@
       <w:r>
         <w:rPr>
           <w:b w:val="1"/>
+          <w:bCs w:val="1"/>
           <w:rtl w:val="0"/>
         </w:rPr>
         <w:t xml:space="preserve">docker exec</w:t>
@@ -8234,6 +8486,7 @@
       <w:r>
         <w:rPr>
           <w:b w:val="1"/>
+          <w:bCs w:val="1"/>
           <w:rtl w:val="0"/>
         </w:rPr>
         <w:t xml:space="preserve">-i</w:t>
@@ -8252,6 +8505,7 @@
       <w:r>
         <w:rPr>
           <w:b w:val="1"/>
+          <w:bCs w:val="1"/>
           <w:rtl w:val="0"/>
         </w:rPr>
         <w:t xml:space="preserve">-t</w:t>
@@ -8489,7 +8743,9 @@
       <w:r>
         <w:rPr>
           <w:b w:val="1"/>
+          <w:bCs w:val="1"/>
           <w:i w:val="1"/>
+          <w:iCs w:val="1"/>
           <w:rtl w:val="0"/>
         </w:rPr>
         <w:t xml:space="preserve">“ubuntu”</w:t>
@@ -8503,7 +8759,9 @@
       <w:r>
         <w:rPr>
           <w:b w:val="1"/>
+          <w:bCs w:val="1"/>
           <w:i w:val="1"/>
+          <w:iCs w:val="1"/>
           <w:rtl w:val="0"/>
         </w:rPr>
         <w:t xml:space="preserve">“14.04”</w:t>
@@ -8543,6 +8801,7 @@
       <w:r>
         <w:rPr>
           <w:b w:val="1"/>
+          <w:bCs w:val="1"/>
           <w:rtl w:val="0"/>
         </w:rPr>
         <w:t xml:space="preserve">Parámetro “--rm”:</w:t>
@@ -8658,7 +8917,9 @@
       <w:r>
         <w:rPr>
           <w:b w:val="1"/>
+          <w:bCs w:val="1"/>
           <w:i w:val="1"/>
+          <w:iCs w:val="1"/>
           <w:rtl w:val="0"/>
         </w:rPr>
         <w:t xml:space="preserve">“nginx:latest”</w:t>
@@ -8672,7 +8933,9 @@
       <w:r>
         <w:rPr>
           <w:b w:val="1"/>
+          <w:bCs w:val="1"/>
           <w:i w:val="1"/>
+          <w:iCs w:val="1"/>
           <w:rtl w:val="0"/>
         </w:rPr>
         <w:t xml:space="preserve">“localhost:1200”</w:t>
@@ -8709,6 +8972,7 @@
       <w:r>
         <w:rPr>
           <w:b w:val="1"/>
+          <w:bCs w:val="1"/>
           <w:rtl w:val="0"/>
         </w:rPr>
         <w:t xml:space="preserve">Parámetro “-d”:</w:t>
@@ -8722,7 +8986,9 @@
       <w:r>
         <w:rPr>
           <w:b w:val="1"/>
+          <w:bCs w:val="1"/>
           <w:i w:val="1"/>
+          <w:iCs w:val="1"/>
           <w:rtl w:val="0"/>
         </w:rPr>
         <w:t xml:space="preserve">deatached</w:t>
@@ -8747,6 +9013,7 @@
       <w:r>
         <w:rPr>
           <w:b w:val="1"/>
+          <w:bCs w:val="1"/>
           <w:rtl w:val="0"/>
         </w:rPr>
         <w:t xml:space="preserve">Parámetro “-p”:</w:t>
@@ -8760,7 +9027,9 @@
       <w:r>
         <w:rPr>
           <w:b w:val="1"/>
+          <w:bCs w:val="1"/>
           <w:i w:val="1"/>
+          <w:iCs w:val="1"/>
           <w:rtl w:val="0"/>
         </w:rPr>
         <w:t xml:space="preserve">“pAnf:pCont”</w:t>
@@ -8774,7 +9043,9 @@
       <w:r>
         <w:rPr>
           <w:b w:val="1"/>
+          <w:bCs w:val="1"/>
           <w:i w:val="1"/>
+          <w:iCs w:val="1"/>
           <w:rtl w:val="0"/>
         </w:rPr>
         <w:t xml:space="preserve">pAnf</w:t>
@@ -8788,7 +9059,9 @@
       <w:r>
         <w:rPr>
           <w:b w:val="1"/>
+          <w:bCs w:val="1"/>
           <w:i w:val="1"/>
+          <w:iCs w:val="1"/>
           <w:rtl w:val="0"/>
         </w:rPr>
         <w:t xml:space="preserve">pCont</w:t>
@@ -8822,7 +9095,9 @@
       <w:r>
         <w:rPr>
           <w:b w:val="1"/>
+          <w:bCs w:val="1"/>
           <w:i w:val="1"/>
+          <w:iCs w:val="1"/>
           <w:rtl w:val="0"/>
         </w:rPr>
         <w:t xml:space="preserve">“-p 80”</w:t>
@@ -8836,7 +9111,9 @@
       <w:r>
         <w:rPr>
           <w:b w:val="1"/>
+          <w:bCs w:val="1"/>
           <w:i w:val="1"/>
+          <w:iCs w:val="1"/>
           <w:rtl w:val="0"/>
         </w:rPr>
         <w:t xml:space="preserve">“docker ps”</w:t>
@@ -8844,6 +9121,7 @@
       <w:r>
         <w:rPr>
           <w:i w:val="1"/>
+          <w:iCs w:val="1"/>
           <w:rtl w:val="0"/>
         </w:rPr>
         <w:t xml:space="preserve"> </w:t>
@@ -8857,7 +9135,9 @@
       <w:r>
         <w:rPr>
           <w:b w:val="1"/>
+          <w:bCs w:val="1"/>
           <w:i w:val="1"/>
+          <w:iCs w:val="1"/>
           <w:rtl w:val="0"/>
         </w:rPr>
         <w:t xml:space="preserve">“docker port”</w:t>
@@ -8909,6 +9189,7 @@
       <w:r>
         <w:rPr>
           <w:b w:val="1"/>
+          <w:bCs w:val="1"/>
           <w:rtl w:val="0"/>
         </w:rPr>
         <w:t xml:space="preserve">Atención: </w:t>
@@ -8922,6 +9203,7 @@
       <w:r>
         <w:rPr>
           <w:b w:val="1"/>
+          <w:bCs w:val="1"/>
           <w:u w:val="single"/>
           <w:rtl w:val="0"/>
         </w:rPr>
@@ -9013,7 +9295,9 @@
       <w:r>
         <w:rPr>
           <w:b w:val="1"/>
+          <w:bCs w:val="1"/>
           <w:i w:val="1"/>
+          <w:iCs w:val="1"/>
           <w:rtl w:val="0"/>
         </w:rPr>
         <w:t xml:space="preserve">“nginx”</w:t>
@@ -9027,7 +9311,9 @@
       <w:r>
         <w:rPr>
           <w:b w:val="1"/>
+          <w:bCs w:val="1"/>
           <w:i w:val="1"/>
+          <w:iCs w:val="1"/>
           <w:rtl w:val="0"/>
         </w:rPr>
         <w:t xml:space="preserve">“/usr/share/nginx/html”</w:t>
@@ -9041,7 +9327,9 @@
       <w:r>
         <w:rPr>
           <w:b w:val="1"/>
+          <w:bCs w:val="1"/>
           <w:i w:val="1"/>
+          <w:iCs w:val="1"/>
           <w:rtl w:val="0"/>
         </w:rPr>
         <w:t xml:space="preserve">index.html</w:t>
@@ -9087,7 +9375,9 @@
       <w:r>
         <w:rPr>
           <w:b w:val="1"/>
+          <w:bCs w:val="1"/>
           <w:i w:val="1"/>
+          <w:iCs w:val="1"/>
           <w:rtl w:val="0"/>
         </w:rPr>
         <w:t xml:space="preserve">“docker exec”</w:t>
@@ -9101,7 +9391,9 @@
       <w:r>
         <w:rPr>
           <w:b w:val="1"/>
+          <w:bCs w:val="1"/>
           <w:i w:val="1"/>
+          <w:iCs w:val="1"/>
           <w:rtl w:val="0"/>
         </w:rPr>
         <w:t xml:space="preserve">“apt update; apt install nano”</w:t>
@@ -9135,7 +9427,9 @@
       <w:r>
         <w:rPr>
           <w:b w:val="1"/>
+          <w:bCs w:val="1"/>
           <w:i w:val="1"/>
+          <w:iCs w:val="1"/>
           <w:rtl w:val="0"/>
         </w:rPr>
         <w:t xml:space="preserve">“index.html”</w:t>
@@ -9149,7 +9443,9 @@
       <w:r>
         <w:rPr>
           <w:b w:val="1"/>
+          <w:bCs w:val="1"/>
           <w:i w:val="1"/>
+          <w:iCs w:val="1"/>
           <w:rtl w:val="0"/>
         </w:rPr>
         <w:t xml:space="preserve">“docker cp”</w:t>
@@ -9452,6 +9748,7 @@
       <w:r>
         <w:rPr>
           <w:b w:val="1"/>
+          <w:bCs w:val="1"/>
           <w:rtl w:val="0"/>
         </w:rPr>
         <w:t xml:space="preserve">Parámetro “-e”:</w:t>
@@ -9489,7 +9786,9 @@
       <w:r>
         <w:rPr>
           <w:b w:val="1"/>
+          <w:bCs w:val="1"/>
           <w:i w:val="1"/>
+          <w:iCs w:val="1"/>
           <w:rtl w:val="0"/>
         </w:rPr>
         <w:t xml:space="preserve">“-e”</w:t>
@@ -10898,11 +11197,19 @@
       </w:pPr>
     </w:pPrDefault>
   </w:docDefaults>
+  <w:style w:type="table" w:styleId="TableNormal" w:default="1">
+    <w:name w:val="TableNormal"/>
+    <w:tblPr>
+      <w:tblCellMar>
+        <w:top w:w="100.0" w:type="dxa"/>
+        <w:left w:w="100.0" w:type="dxa"/>
+        <w:bottom w:w="100.0" w:type="dxa"/>
+        <w:right w:w="100.0" w:type="dxa"/>
+      </w:tblCellMar>
+    </w:tblPr>
+  </w:style>
   <w:style w:type="paragraph" w:styleId="Normal" w:default="1">
     <w:name w:val="normal"/>
-  </w:style>
-  <w:style w:type="table" w:styleId="TableNormal" w:default="1">
-    <w:name w:val="Table Normal"/>
   </w:style>
   <w:style w:type="paragraph" w:styleId="Heading1">
     <w:name w:val="heading 1"/>
@@ -10950,6 +11257,7 @@
     <w:rPr>
       <w:rFonts w:ascii="Arial" w:cs="Arial" w:eastAsia="Arial" w:hAnsi="Arial"/>
       <w:b w:val="0"/>
+      <w:bCs w:val="0"/>
       <w:smallCaps w:val="0"/>
       <w:color w:val="669966"/>
       <w:sz w:val="22"/>
@@ -10970,7 +11278,9 @@
     <w:rPr>
       <w:rFonts w:ascii="Arial" w:cs="Arial" w:eastAsia="Arial" w:hAnsi="Arial"/>
       <w:b w:val="1"/>
+      <w:bCs w:val="1"/>
       <w:i w:val="1"/>
+      <w:iCs w:val="1"/>
       <w:smallCaps w:val="0"/>
       <w:sz w:val="21"/>
       <w:szCs w:val="21"/>
@@ -10991,6 +11301,7 @@
     <w:rPr>
       <w:rFonts w:ascii="Arial" w:cs="Arial" w:eastAsia="Arial" w:hAnsi="Arial"/>
       <w:b w:val="1"/>
+      <w:bCs w:val="1"/>
       <w:smallCaps w:val="1"/>
       <w:sz w:val="24"/>
       <w:szCs w:val="24"/>
@@ -11008,6 +11319,7 @@
     </w:pPr>
     <w:rPr>
       <w:b w:val="1"/>
+      <w:bCs w:val="1"/>
       <w:sz w:val="20"/>
       <w:szCs w:val="20"/>
     </w:rPr>
@@ -11024,6 +11336,7 @@
     </w:pPr>
     <w:rPr>
       <w:b w:val="1"/>
+      <w:bCs w:val="1"/>
       <w:sz w:val="72"/>
       <w:szCs w:val="72"/>
     </w:rPr>
@@ -11041,6 +11354,7 @@
     <w:rPr>
       <w:rFonts w:ascii="Georgia" w:cs="Georgia" w:eastAsia="Georgia" w:hAnsi="Georgia"/>
       <w:i w:val="1"/>
+      <w:iCs w:val="1"/>
       <w:color w:val="666666"/>
       <w:sz w:val="48"/>
       <w:szCs w:val="48"/>
@@ -11051,12 +11365,6 @@
     <w:tblPr>
       <w:tblStyleRowBandSize w:val="1"/>
       <w:tblStyleColBandSize w:val="1"/>
-      <w:tblCellMar>
-        <w:top w:w="100.0" w:type="dxa"/>
-        <w:left w:w="100.0" w:type="dxa"/>
-        <w:bottom w:w="100.0" w:type="dxa"/>
-        <w:right w:w="100.0" w:type="dxa"/>
-      </w:tblCellMar>
     </w:tblPr>
   </w:style>
   <w:style w:type="table" w:styleId="Table2">
@@ -11064,12 +11372,6 @@
     <w:tblPr>
       <w:tblStyleRowBandSize w:val="1"/>
       <w:tblStyleColBandSize w:val="1"/>
-      <w:tblCellMar>
-        <w:top w:w="100.0" w:type="dxa"/>
-        <w:left w:w="100.0" w:type="dxa"/>
-        <w:bottom w:w="100.0" w:type="dxa"/>
-        <w:right w:w="100.0" w:type="dxa"/>
-      </w:tblCellMar>
     </w:tblPr>
   </w:style>
   <w:style w:type="table" w:styleId="Table3">
@@ -11077,12 +11379,6 @@
     <w:tblPr>
       <w:tblStyleRowBandSize w:val="1"/>
       <w:tblStyleColBandSize w:val="1"/>
-      <w:tblCellMar>
-        <w:top w:w="100.0" w:type="dxa"/>
-        <w:left w:w="100.0" w:type="dxa"/>
-        <w:bottom w:w="100.0" w:type="dxa"/>
-        <w:right w:w="100.0" w:type="dxa"/>
-      </w:tblCellMar>
     </w:tblPr>
   </w:style>
   <w:style w:type="table" w:styleId="Table4">
@@ -11090,12 +11386,6 @@
     <w:tblPr>
       <w:tblStyleRowBandSize w:val="1"/>
       <w:tblStyleColBandSize w:val="1"/>
-      <w:tblCellMar>
-        <w:top w:w="100.0" w:type="dxa"/>
-        <w:left w:w="100.0" w:type="dxa"/>
-        <w:bottom w:w="100.0" w:type="dxa"/>
-        <w:right w:w="100.0" w:type="dxa"/>
-      </w:tblCellMar>
     </w:tblPr>
   </w:style>
   <w:style w:type="table" w:styleId="Table5">
@@ -11103,12 +11393,6 @@
     <w:tblPr>
       <w:tblStyleRowBandSize w:val="1"/>
       <w:tblStyleColBandSize w:val="1"/>
-      <w:tblCellMar>
-        <w:top w:w="100.0" w:type="dxa"/>
-        <w:left w:w="100.0" w:type="dxa"/>
-        <w:bottom w:w="100.0" w:type="dxa"/>
-        <w:right w:w="100.0" w:type="dxa"/>
-      </w:tblCellMar>
     </w:tblPr>
   </w:style>
   <w:style w:type="table" w:styleId="Table6">
@@ -11116,12 +11400,6 @@
     <w:tblPr>
       <w:tblStyleRowBandSize w:val="1"/>
       <w:tblStyleColBandSize w:val="1"/>
-      <w:tblCellMar>
-        <w:top w:w="100.0" w:type="dxa"/>
-        <w:left w:w="100.0" w:type="dxa"/>
-        <w:bottom w:w="100.0" w:type="dxa"/>
-        <w:right w:w="100.0" w:type="dxa"/>
-      </w:tblCellMar>
     </w:tblPr>
   </w:style>
   <w:style w:type="table" w:styleId="Table7">
@@ -11129,12 +11407,6 @@
     <w:tblPr>
       <w:tblStyleRowBandSize w:val="1"/>
       <w:tblStyleColBandSize w:val="1"/>
-      <w:tblCellMar>
-        <w:top w:w="100.0" w:type="dxa"/>
-        <w:left w:w="100.0" w:type="dxa"/>
-        <w:bottom w:w="100.0" w:type="dxa"/>
-        <w:right w:w="100.0" w:type="dxa"/>
-      </w:tblCellMar>
     </w:tblPr>
   </w:style>
   <w:style w:type="table" w:styleId="Table8">
@@ -11142,12 +11414,6 @@
     <w:tblPr>
       <w:tblStyleRowBandSize w:val="1"/>
       <w:tblStyleColBandSize w:val="1"/>
-      <w:tblCellMar>
-        <w:top w:w="100.0" w:type="dxa"/>
-        <w:left w:w="100.0" w:type="dxa"/>
-        <w:bottom w:w="100.0" w:type="dxa"/>
-        <w:right w:w="100.0" w:type="dxa"/>
-      </w:tblCellMar>
     </w:tblPr>
   </w:style>
   <w:style w:type="table" w:styleId="Table9">
@@ -11155,12 +11421,6 @@
     <w:tblPr>
       <w:tblStyleRowBandSize w:val="1"/>
       <w:tblStyleColBandSize w:val="1"/>
-      <w:tblCellMar>
-        <w:top w:w="100.0" w:type="dxa"/>
-        <w:left w:w="100.0" w:type="dxa"/>
-        <w:bottom w:w="100.0" w:type="dxa"/>
-        <w:right w:w="100.0" w:type="dxa"/>
-      </w:tblCellMar>
     </w:tblPr>
   </w:style>
   <w:style w:type="table" w:styleId="Table10">
@@ -11168,12 +11428,6 @@
     <w:tblPr>
       <w:tblStyleRowBandSize w:val="1"/>
       <w:tblStyleColBandSize w:val="1"/>
-      <w:tblCellMar>
-        <w:top w:w="100.0" w:type="dxa"/>
-        <w:left w:w="100.0" w:type="dxa"/>
-        <w:bottom w:w="100.0" w:type="dxa"/>
-        <w:right w:w="100.0" w:type="dxa"/>
-      </w:tblCellMar>
     </w:tblPr>
   </w:style>
   <w:style w:type="table" w:styleId="Table11">
@@ -11181,12 +11435,6 @@
     <w:tblPr>
       <w:tblStyleRowBandSize w:val="1"/>
       <w:tblStyleColBandSize w:val="1"/>
-      <w:tblCellMar>
-        <w:top w:w="100.0" w:type="dxa"/>
-        <w:left w:w="100.0" w:type="dxa"/>
-        <w:bottom w:w="100.0" w:type="dxa"/>
-        <w:right w:w="100.0" w:type="dxa"/>
-      </w:tblCellMar>
     </w:tblPr>
   </w:style>
   <w:style w:type="table" w:styleId="Table12">
@@ -11194,12 +11442,6 @@
     <w:tblPr>
       <w:tblStyleRowBandSize w:val="1"/>
       <w:tblStyleColBandSize w:val="1"/>
-      <w:tblCellMar>
-        <w:top w:w="100.0" w:type="dxa"/>
-        <w:left w:w="100.0" w:type="dxa"/>
-        <w:bottom w:w="100.0" w:type="dxa"/>
-        <w:right w:w="100.0" w:type="dxa"/>
-      </w:tblCellMar>
     </w:tblPr>
   </w:style>
   <w:style w:type="table" w:styleId="Table13">
@@ -11207,12 +11449,6 @@
     <w:tblPr>
       <w:tblStyleRowBandSize w:val="1"/>
       <w:tblStyleColBandSize w:val="1"/>
-      <w:tblCellMar>
-        <w:top w:w="100.0" w:type="dxa"/>
-        <w:left w:w="100.0" w:type="dxa"/>
-        <w:bottom w:w="100.0" w:type="dxa"/>
-        <w:right w:w="100.0" w:type="dxa"/>
-      </w:tblCellMar>
     </w:tblPr>
   </w:style>
   <w:style w:type="table" w:styleId="Table14">
@@ -11220,12 +11456,6 @@
     <w:tblPr>
       <w:tblStyleRowBandSize w:val="1"/>
       <w:tblStyleColBandSize w:val="1"/>
-      <w:tblCellMar>
-        <w:top w:w="100.0" w:type="dxa"/>
-        <w:left w:w="100.0" w:type="dxa"/>
-        <w:bottom w:w="100.0" w:type="dxa"/>
-        <w:right w:w="100.0" w:type="dxa"/>
-      </w:tblCellMar>
     </w:tblPr>
   </w:style>
   <w:style w:type="table" w:styleId="Table15">
@@ -11233,12 +11463,6 @@
     <w:tblPr>
       <w:tblStyleRowBandSize w:val="1"/>
       <w:tblStyleColBandSize w:val="1"/>
-      <w:tblCellMar>
-        <w:top w:w="100.0" w:type="dxa"/>
-        <w:left w:w="100.0" w:type="dxa"/>
-        <w:bottom w:w="100.0" w:type="dxa"/>
-        <w:right w:w="100.0" w:type="dxa"/>
-      </w:tblCellMar>
     </w:tblPr>
   </w:style>
   <w:style w:type="table" w:styleId="Table16">
@@ -11246,12 +11470,6 @@
     <w:tblPr>
       <w:tblStyleRowBandSize w:val="1"/>
       <w:tblStyleColBandSize w:val="1"/>
-      <w:tblCellMar>
-        <w:top w:w="100.0" w:type="dxa"/>
-        <w:left w:w="100.0" w:type="dxa"/>
-        <w:bottom w:w="100.0" w:type="dxa"/>
-        <w:right w:w="100.0" w:type="dxa"/>
-      </w:tblCellMar>
     </w:tblPr>
   </w:style>
   <w:style w:type="table" w:styleId="Table17">
@@ -11259,12 +11477,6 @@
     <w:tblPr>
       <w:tblStyleRowBandSize w:val="1"/>
       <w:tblStyleColBandSize w:val="1"/>
-      <w:tblCellMar>
-        <w:top w:w="100.0" w:type="dxa"/>
-        <w:left w:w="100.0" w:type="dxa"/>
-        <w:bottom w:w="100.0" w:type="dxa"/>
-        <w:right w:w="100.0" w:type="dxa"/>
-      </w:tblCellMar>
     </w:tblPr>
   </w:style>
   <w:style w:type="table" w:styleId="Table18">
@@ -11272,12 +11484,6 @@
     <w:tblPr>
       <w:tblStyleRowBandSize w:val="1"/>
       <w:tblStyleColBandSize w:val="1"/>
-      <w:tblCellMar>
-        <w:top w:w="100.0" w:type="dxa"/>
-        <w:left w:w="100.0" w:type="dxa"/>
-        <w:bottom w:w="100.0" w:type="dxa"/>
-        <w:right w:w="100.0" w:type="dxa"/>
-      </w:tblCellMar>
     </w:tblPr>
   </w:style>
   <w:style w:type="table" w:styleId="Table19">
@@ -11285,12 +11491,6 @@
     <w:tblPr>
       <w:tblStyleRowBandSize w:val="1"/>
       <w:tblStyleColBandSize w:val="1"/>
-      <w:tblCellMar>
-        <w:top w:w="100.0" w:type="dxa"/>
-        <w:left w:w="100.0" w:type="dxa"/>
-        <w:bottom w:w="100.0" w:type="dxa"/>
-        <w:right w:w="100.0" w:type="dxa"/>
-      </w:tblCellMar>
     </w:tblPr>
   </w:style>
   <w:style w:type="table" w:styleId="Table20">
@@ -11298,12 +11498,6 @@
     <w:tblPr>
       <w:tblStyleRowBandSize w:val="1"/>
       <w:tblStyleColBandSize w:val="1"/>
-      <w:tblCellMar>
-        <w:top w:w="100.0" w:type="dxa"/>
-        <w:left w:w="100.0" w:type="dxa"/>
-        <w:bottom w:w="100.0" w:type="dxa"/>
-        <w:right w:w="100.0" w:type="dxa"/>
-      </w:tblCellMar>
     </w:tblPr>
   </w:style>
   <w:style w:type="table" w:styleId="Table21">
@@ -11311,12 +11505,6 @@
     <w:tblPr>
       <w:tblStyleRowBandSize w:val="1"/>
       <w:tblStyleColBandSize w:val="1"/>
-      <w:tblCellMar>
-        <w:top w:w="100.0" w:type="dxa"/>
-        <w:left w:w="100.0" w:type="dxa"/>
-        <w:bottom w:w="100.0" w:type="dxa"/>
-        <w:right w:w="100.0" w:type="dxa"/>
-      </w:tblCellMar>
     </w:tblPr>
   </w:style>
   <w:style w:type="table" w:styleId="Table22">
@@ -11324,12 +11512,6 @@
     <w:tblPr>
       <w:tblStyleRowBandSize w:val="1"/>
       <w:tblStyleColBandSize w:val="1"/>
-      <w:tblCellMar>
-        <w:top w:w="100.0" w:type="dxa"/>
-        <w:left w:w="100.0" w:type="dxa"/>
-        <w:bottom w:w="100.0" w:type="dxa"/>
-        <w:right w:w="100.0" w:type="dxa"/>
-      </w:tblCellMar>
     </w:tblPr>
   </w:style>
   <w:style w:type="table" w:styleId="Table23">
@@ -11337,12 +11519,6 @@
     <w:tblPr>
       <w:tblStyleRowBandSize w:val="1"/>
       <w:tblStyleColBandSize w:val="1"/>
-      <w:tblCellMar>
-        <w:top w:w="100.0" w:type="dxa"/>
-        <w:left w:w="100.0" w:type="dxa"/>
-        <w:bottom w:w="100.0" w:type="dxa"/>
-        <w:right w:w="100.0" w:type="dxa"/>
-      </w:tblCellMar>
     </w:tblPr>
   </w:style>
   <w:style w:type="table" w:styleId="Table24">
@@ -11350,12 +11526,6 @@
     <w:tblPr>
       <w:tblStyleRowBandSize w:val="1"/>
       <w:tblStyleColBandSize w:val="1"/>
-      <w:tblCellMar>
-        <w:top w:w="100.0" w:type="dxa"/>
-        <w:left w:w="100.0" w:type="dxa"/>
-        <w:bottom w:w="100.0" w:type="dxa"/>
-        <w:right w:w="100.0" w:type="dxa"/>
-      </w:tblCellMar>
     </w:tblPr>
   </w:style>
   <w:style w:type="table" w:styleId="Table25">
@@ -11363,12 +11533,6 @@
     <w:tblPr>
       <w:tblStyleRowBandSize w:val="1"/>
       <w:tblStyleColBandSize w:val="1"/>
-      <w:tblCellMar>
-        <w:top w:w="100.0" w:type="dxa"/>
-        <w:left w:w="100.0" w:type="dxa"/>
-        <w:bottom w:w="100.0" w:type="dxa"/>
-        <w:right w:w="100.0" w:type="dxa"/>
-      </w:tblCellMar>
     </w:tblPr>
   </w:style>
   <w:style w:type="table" w:styleId="Table26">
@@ -11376,12 +11540,6 @@
     <w:tblPr>
       <w:tblStyleRowBandSize w:val="1"/>
       <w:tblStyleColBandSize w:val="1"/>
-      <w:tblCellMar>
-        <w:top w:w="100.0" w:type="dxa"/>
-        <w:left w:w="100.0" w:type="dxa"/>
-        <w:bottom w:w="100.0" w:type="dxa"/>
-        <w:right w:w="100.0" w:type="dxa"/>
-      </w:tblCellMar>
     </w:tblPr>
   </w:style>
   <w:style w:type="table" w:styleId="Table27">
@@ -11389,12 +11547,6 @@
     <w:tblPr>
       <w:tblStyleRowBandSize w:val="1"/>
       <w:tblStyleColBandSize w:val="1"/>
-      <w:tblCellMar>
-        <w:top w:w="100.0" w:type="dxa"/>
-        <w:left w:w="100.0" w:type="dxa"/>
-        <w:bottom w:w="100.0" w:type="dxa"/>
-        <w:right w:w="100.0" w:type="dxa"/>
-      </w:tblCellMar>
     </w:tblPr>
   </w:style>
   <w:style w:type="table" w:styleId="Table28">
@@ -11402,12 +11554,6 @@
     <w:tblPr>
       <w:tblStyleRowBandSize w:val="1"/>
       <w:tblStyleColBandSize w:val="1"/>
-      <w:tblCellMar>
-        <w:top w:w="100.0" w:type="dxa"/>
-        <w:left w:w="100.0" w:type="dxa"/>
-        <w:bottom w:w="100.0" w:type="dxa"/>
-        <w:right w:w="100.0" w:type="dxa"/>
-      </w:tblCellMar>
     </w:tblPr>
   </w:style>
   <w:style w:type="table" w:styleId="Table29">
@@ -11415,12 +11561,6 @@
     <w:tblPr>
       <w:tblStyleRowBandSize w:val="1"/>
       <w:tblStyleColBandSize w:val="1"/>
-      <w:tblCellMar>
-        <w:top w:w="100.0" w:type="dxa"/>
-        <w:left w:w="100.0" w:type="dxa"/>
-        <w:bottom w:w="100.0" w:type="dxa"/>
-        <w:right w:w="100.0" w:type="dxa"/>
-      </w:tblCellMar>
     </w:tblPr>
   </w:style>
   <w:style w:type="table" w:styleId="Table30">
@@ -11428,12 +11568,6 @@
     <w:tblPr>
       <w:tblStyleRowBandSize w:val="1"/>
       <w:tblStyleColBandSize w:val="1"/>
-      <w:tblCellMar>
-        <w:top w:w="100.0" w:type="dxa"/>
-        <w:left w:w="100.0" w:type="dxa"/>
-        <w:bottom w:w="100.0" w:type="dxa"/>
-        <w:right w:w="100.0" w:type="dxa"/>
-      </w:tblCellMar>
     </w:tblPr>
   </w:style>
   <w:style w:type="table" w:styleId="Table31">
@@ -11441,12 +11575,6 @@
     <w:tblPr>
       <w:tblStyleRowBandSize w:val="1"/>
       <w:tblStyleColBandSize w:val="1"/>
-      <w:tblCellMar>
-        <w:top w:w="100.0" w:type="dxa"/>
-        <w:left w:w="100.0" w:type="dxa"/>
-        <w:bottom w:w="100.0" w:type="dxa"/>
-        <w:right w:w="100.0" w:type="dxa"/>
-      </w:tblCellMar>
     </w:tblPr>
   </w:style>
   <w:style w:type="table" w:styleId="Table32">
@@ -11454,12 +11582,6 @@
     <w:tblPr>
       <w:tblStyleRowBandSize w:val="1"/>
       <w:tblStyleColBandSize w:val="1"/>
-      <w:tblCellMar>
-        <w:top w:w="100.0" w:type="dxa"/>
-        <w:left w:w="100.0" w:type="dxa"/>
-        <w:bottom w:w="100.0" w:type="dxa"/>
-        <w:right w:w="100.0" w:type="dxa"/>
-      </w:tblCellMar>
     </w:tblPr>
   </w:style>
   <w:style w:type="table" w:styleId="Table33">
@@ -11467,12 +11589,6 @@
     <w:tblPr>
       <w:tblStyleRowBandSize w:val="1"/>
       <w:tblStyleColBandSize w:val="1"/>
-      <w:tblCellMar>
-        <w:top w:w="100.0" w:type="dxa"/>
-        <w:left w:w="100.0" w:type="dxa"/>
-        <w:bottom w:w="100.0" w:type="dxa"/>
-        <w:right w:w="100.0" w:type="dxa"/>
-      </w:tblCellMar>
     </w:tblPr>
   </w:style>
   <w:style w:type="table" w:styleId="Table34">
@@ -11480,12 +11596,6 @@
     <w:tblPr>
       <w:tblStyleRowBandSize w:val="1"/>
       <w:tblStyleColBandSize w:val="1"/>
-      <w:tblCellMar>
-        <w:top w:w="100.0" w:type="dxa"/>
-        <w:left w:w="100.0" w:type="dxa"/>
-        <w:bottom w:w="100.0" w:type="dxa"/>
-        <w:right w:w="100.0" w:type="dxa"/>
-      </w:tblCellMar>
     </w:tblPr>
   </w:style>
   <w:style w:type="table" w:styleId="Table35">
@@ -11493,12 +11603,6 @@
     <w:tblPr>
       <w:tblStyleRowBandSize w:val="1"/>
       <w:tblStyleColBandSize w:val="1"/>
-      <w:tblCellMar>
-        <w:top w:w="100.0" w:type="dxa"/>
-        <w:left w:w="100.0" w:type="dxa"/>
-        <w:bottom w:w="100.0" w:type="dxa"/>
-        <w:right w:w="100.0" w:type="dxa"/>
-      </w:tblCellMar>
     </w:tblPr>
   </w:style>
 </w:styles>
